--- a/PropuestaProyecto/PropuestaIntegradora.V.0.0.1.docx
+++ b/PropuestaProyecto/PropuestaIntegradora.V.0.0.1.docx
@@ -716,17 +716,18 @@
         <w:spacing w:line="360" w:lineRule="auto"/>
         <w:rPr>
           <w:rFonts w:ascii="Arial" w:hAnsi="Arial" w:cs="Arial"/>
-          <w:sz w:val="24"/>
-          <w:szCs w:val="24"/>
-        </w:rPr>
-      </w:pPr>
-      <w:r>
-        <w:rPr>
-          <w:rFonts w:ascii="Arial" w:hAnsi="Arial" w:cs="Arial"/>
           <w:b/>
           <w:sz w:val="24"/>
           <w:szCs w:val="24"/>
         </w:rPr>
+      </w:pPr>
+      <w:r>
+        <w:rPr>
+          <w:rFonts w:ascii="Arial" w:hAnsi="Arial" w:cs="Arial"/>
+          <w:b/>
+          <w:sz w:val="24"/>
+          <w:szCs w:val="24"/>
+        </w:rPr>
         <w:t>Objetivo general:</w:t>
       </w:r>
       <w:r>
@@ -737,6 +738,7 @@
         </w:rPr>
         <w:br/>
       </w:r>
+      <w:bookmarkStart w:id="0" w:name="_Hlk208172599"/>
       <w:r>
         <w:rPr>
           <w:rFonts w:ascii="Arial" w:hAnsi="Arial" w:cs="Arial"/>
@@ -753,6 +755,14 @@
         </w:rPr>
         <w:t xml:space="preserve"> una aplicación móvil que facilite la gestión de citas en </w:t>
       </w:r>
+      <w:r>
+        <w:rPr>
+          <w:rFonts w:ascii="Arial" w:hAnsi="Arial" w:cs="Arial"/>
+          <w:sz w:val="24"/>
+          <w:szCs w:val="24"/>
+        </w:rPr>
+        <w:t>el consultorio dental “</w:t>
+      </w:r>
       <w:proofErr w:type="spellStart"/>
       <w:r>
         <w:rPr>
@@ -760,7 +770,7 @@
           <w:sz w:val="24"/>
           <w:szCs w:val="24"/>
         </w:rPr>
-        <w:t>MIPyMES</w:t>
+        <w:t>Ramirez</w:t>
       </w:r>
       <w:proofErr w:type="spellEnd"/>
       <w:r>
@@ -769,33 +779,36 @@
           <w:sz w:val="24"/>
           <w:szCs w:val="24"/>
         </w:rPr>
-        <w:t xml:space="preserve"> </w:t>
-      </w:r>
-      <w:r>
-        <w:rPr>
-          <w:rFonts w:ascii="Arial" w:hAnsi="Arial" w:cs="Arial"/>
-          <w:sz w:val="24"/>
-          <w:szCs w:val="24"/>
-        </w:rPr>
-        <w:t>del sector servicios</w:t>
-      </w:r>
-      <w:r>
-        <w:rPr>
-          <w:rFonts w:ascii="Arial" w:hAnsi="Arial" w:cs="Arial"/>
-          <w:sz w:val="24"/>
-          <w:szCs w:val="24"/>
-        </w:rPr>
-        <w:t xml:space="preserve"> del municipio de Tejupilco, </w:t>
-      </w:r>
-      <w:r>
-        <w:rPr>
-          <w:rFonts w:ascii="Arial" w:hAnsi="Arial" w:cs="Arial"/>
-          <w:sz w:val="24"/>
-          <w:szCs w:val="24"/>
-        </w:rPr>
-        <w:t>optimizando la disponibilidad y comunicación entre clientes y proveedores.</w:t>
-      </w:r>
-    </w:p>
+        <w:t>” localizado en el</w:t>
+      </w:r>
+      <w:r>
+        <w:rPr>
+          <w:rFonts w:ascii="Arial" w:hAnsi="Arial" w:cs="Arial"/>
+          <w:sz w:val="24"/>
+          <w:szCs w:val="24"/>
+        </w:rPr>
+        <w:t xml:space="preserve"> municipio de Tejupilco, </w:t>
+      </w:r>
+      <w:r>
+        <w:rPr>
+          <w:rFonts w:ascii="Arial" w:hAnsi="Arial" w:cs="Arial"/>
+          <w:sz w:val="24"/>
+          <w:szCs w:val="24"/>
+        </w:rPr>
+        <w:t xml:space="preserve">optimizando </w:t>
+      </w:r>
+      <w:bookmarkStart w:id="1" w:name="_Hlk208173653"/>
+      <w:r>
+        <w:rPr>
+          <w:rFonts w:ascii="Arial" w:hAnsi="Arial" w:cs="Arial"/>
+          <w:sz w:val="24"/>
+          <w:szCs w:val="24"/>
+        </w:rPr>
+        <w:t>la disponibilidad y comunicación entre clientes y proveedores.</w:t>
+      </w:r>
+      <w:bookmarkEnd w:id="0"/>
+    </w:p>
+    <w:bookmarkEnd w:id="1"/>
     <w:p>
       <w:pPr>
         <w:spacing w:line="360" w:lineRule="auto"/>
@@ -832,6 +845,7 @@
           <w:szCs w:val="24"/>
         </w:rPr>
       </w:pPr>
+      <w:bookmarkStart w:id="2" w:name="_Hlk208172768"/>
       <w:r>
         <w:rPr>
           <w:rFonts w:ascii="Arial" w:hAnsi="Arial" w:cs="Arial"/>
@@ -862,25 +876,49 @@
           <w:sz w:val="24"/>
           <w:szCs w:val="24"/>
         </w:rPr>
-        <w:t xml:space="preserve">Analizar los procesos actuales de gestión de citas en las </w:t>
-      </w:r>
-      <w:proofErr w:type="spellStart"/>
-      <w:r>
-        <w:rPr>
-          <w:rFonts w:ascii="Arial" w:hAnsi="Arial" w:cs="Arial"/>
-          <w:sz w:val="24"/>
-          <w:szCs w:val="24"/>
-        </w:rPr>
-        <w:t>MIPyMES</w:t>
-      </w:r>
-      <w:proofErr w:type="spellEnd"/>
-      <w:r>
-        <w:rPr>
-          <w:rFonts w:ascii="Arial" w:hAnsi="Arial" w:cs="Arial"/>
-          <w:sz w:val="24"/>
-          <w:szCs w:val="24"/>
-        </w:rPr>
-        <w:t xml:space="preserve"> del sector servicios de Tejupilco para identificar las necesidades funcionales de la aplicación.</w:t>
+        <w:t xml:space="preserve">Analizar los procesos actuales de gestión de citas en </w:t>
+      </w:r>
+      <w:r>
+        <w:rPr>
+          <w:rFonts w:ascii="Arial" w:hAnsi="Arial" w:cs="Arial"/>
+          <w:sz w:val="24"/>
+          <w:szCs w:val="24"/>
+        </w:rPr>
+        <w:t>el consulto</w:t>
+      </w:r>
+      <w:bookmarkStart w:id="3" w:name="_GoBack"/>
+      <w:bookmarkEnd w:id="3"/>
+      <w:r>
+        <w:rPr>
+          <w:rFonts w:ascii="Arial" w:hAnsi="Arial" w:cs="Arial"/>
+          <w:sz w:val="24"/>
+          <w:szCs w:val="24"/>
+        </w:rPr>
+        <w:t>rio dental</w:t>
+      </w:r>
+      <w:r>
+        <w:rPr>
+          <w:rFonts w:ascii="Arial" w:hAnsi="Arial" w:cs="Arial"/>
+          <w:sz w:val="24"/>
+          <w:szCs w:val="24"/>
+        </w:rPr>
+        <w:t xml:space="preserve"> </w:t>
+      </w:r>
+      <w:r>
+        <w:rPr>
+          <w:rFonts w:ascii="Arial" w:hAnsi="Arial" w:cs="Arial"/>
+          <w:sz w:val="24"/>
+          <w:szCs w:val="24"/>
+        </w:rPr>
+        <w:t xml:space="preserve">localizado en el municipio de </w:t>
+      </w:r>
+      <w:r>
+        <w:rPr>
+          <w:rFonts w:ascii="Arial" w:hAnsi="Arial" w:cs="Arial"/>
+          <w:sz w:val="24"/>
+          <w:szCs w:val="24"/>
+        </w:rPr>
+        <w:t>Tejupilco para identificar las necesidades funcionales de la aplicación.</w:t>
       </w:r>
     </w:p>
     <w:p>
@@ -1013,6 +1051,7 @@
         <w:t xml:space="preserve"> implementación.</w:t>
       </w:r>
     </w:p>
+    <w:bookmarkEnd w:id="2"/>
     <w:p>
       <w:pPr>
         <w:spacing w:line="360" w:lineRule="auto"/>
@@ -1632,8 +1671,6 @@
         </w:rPr>
         <w:t>PROPUESTA 2</w:t>
       </w:r>
-      <w:bookmarkStart w:id="0" w:name="_GoBack"/>
-      <w:bookmarkEnd w:id="0"/>
     </w:p>
     <w:p>
       <w:pPr>
